--- a/Cafeteria/Briefing.docx
+++ b/Cafeteria/Briefing.docx
@@ -220,37 +220,25 @@
           <w:szCs w:val="24"/>
           <w:lang w:eastAsia="pt-BR"/>
         </w:rPr>
-        <w:t xml:space="preserve"> (Brooklyn, Manhattan e Queens</w:t>
-      </w:r>
-      <w:proofErr w:type="gramStart"/>
-      <w:r>
-        <w:rPr>
-          <w:rFonts w:ascii="Times New Roman" w:eastAsia="Times New Roman" w:hAnsi="Times New Roman" w:cs="Times New Roman"/>
-          <w:sz w:val="24"/>
-          <w:szCs w:val="24"/>
-          <w:lang w:eastAsia="pt-BR"/>
-        </w:rPr>
-        <w:t>).</w:t>
-      </w:r>
-      <w:r>
-        <w:rPr>
-          <w:rFonts w:ascii="Times New Roman" w:eastAsia="Times New Roman" w:hAnsi="Times New Roman" w:cs="Times New Roman"/>
-          <w:sz w:val="24"/>
-          <w:szCs w:val="24"/>
-          <w:lang w:eastAsia="pt-BR"/>
-        </w:rPr>
-        <w:br/>
-        <w:t>O</w:t>
-      </w:r>
-      <w:proofErr w:type="gramEnd"/>
-      <w:r>
-        <w:rPr>
-          <w:rFonts w:ascii="Times New Roman" w:eastAsia="Times New Roman" w:hAnsi="Times New Roman" w:cs="Times New Roman"/>
-          <w:sz w:val="24"/>
-          <w:szCs w:val="24"/>
-          <w:lang w:eastAsia="pt-BR"/>
-        </w:rPr>
-        <w:t xml:space="preserve"> gerente regional quer entender o </w:t>
+        <w:t xml:space="preserve"> </w:t>
+      </w:r>
+      <w:r>
+        <w:rPr>
+          <w:rFonts w:ascii="Times New Roman" w:eastAsia="Times New Roman" w:hAnsi="Times New Roman" w:cs="Times New Roman"/>
+          <w:sz w:val="24"/>
+          <w:szCs w:val="24"/>
+          <w:lang w:eastAsia="pt-BR"/>
+        </w:rPr>
+        <w:t xml:space="preserve">(Brooklyn, Manhattan e Queens). </w:t>
+      </w:r>
+      <w:r>
+        <w:rPr>
+          <w:rFonts w:ascii="Times New Roman" w:eastAsia="Times New Roman" w:hAnsi="Times New Roman" w:cs="Times New Roman"/>
+          <w:sz w:val="24"/>
+          <w:szCs w:val="24"/>
+          <w:lang w:eastAsia="pt-BR"/>
+        </w:rPr>
+        <w:t xml:space="preserve">O gerente regional quer entender o </w:t>
       </w:r>
       <w:r>
         <w:rPr>
@@ -270,18 +258,7 @@
           <w:szCs w:val="24"/>
           <w:lang w:eastAsia="pt-BR"/>
         </w:rPr>
-        <w:t xml:space="preserve"> para otimizar o horário de fu</w:t>
-      </w:r>
-      <w:bookmarkStart w:id="0" w:name="_GoBack"/>
-      <w:bookmarkEnd w:id="0"/>
-      <w:r>
-        <w:rPr>
-          <w:rFonts w:ascii="Times New Roman" w:eastAsia="Times New Roman" w:hAnsi="Times New Roman" w:cs="Times New Roman"/>
-          <w:sz w:val="24"/>
-          <w:szCs w:val="24"/>
-          <w:lang w:eastAsia="pt-BR"/>
-        </w:rPr>
-        <w:t>ncionamento, ajustar o estoque e criar promoções segmentadas.</w:t>
+        <w:t xml:space="preserve"> para otimizar o horário de funcionamento, ajustar o estoque e criar promoções segmentadas.</w:t>
       </w:r>
     </w:p>
     <w:p>
@@ -2749,37 +2726,36 @@
           <w:szCs w:val="24"/>
           <w:lang w:eastAsia="pt-BR"/>
         </w:rPr>
-        <w:t xml:space="preserve"> (ou Power BI, se preferir qualidade visual</w:t>
-      </w:r>
-      <w:proofErr w:type="gramStart"/>
-      <w:r>
-        <w:rPr>
-          <w:rFonts w:ascii="Times New Roman" w:eastAsia="Times New Roman" w:hAnsi="Times New Roman" w:cs="Times New Roman"/>
-          <w:sz w:val="24"/>
-          <w:szCs w:val="24"/>
-          <w:lang w:eastAsia="pt-BR"/>
-        </w:rPr>
-        <w:t>).</w:t>
-      </w:r>
-      <w:r>
-        <w:rPr>
-          <w:rFonts w:ascii="Times New Roman" w:eastAsia="Times New Roman" w:hAnsi="Times New Roman" w:cs="Times New Roman"/>
-          <w:sz w:val="24"/>
-          <w:szCs w:val="24"/>
-          <w:lang w:eastAsia="pt-BR"/>
-        </w:rPr>
-        <w:br/>
-        <w:t>Demonstre</w:t>
-      </w:r>
-      <w:proofErr w:type="gramEnd"/>
-      <w:r>
-        <w:rPr>
-          <w:rFonts w:ascii="Times New Roman" w:eastAsia="Times New Roman" w:hAnsi="Times New Roman" w:cs="Times New Roman"/>
-          <w:sz w:val="24"/>
-          <w:szCs w:val="24"/>
-          <w:lang w:eastAsia="pt-BR"/>
-        </w:rPr>
-        <w:t xml:space="preserve"> o processo completo: </w:t>
+        <w:t xml:space="preserve"> (ou Power BI,</w:t>
+      </w:r>
+      <w:r>
+        <w:rPr>
+          <w:rFonts w:ascii="Times New Roman" w:eastAsia="Times New Roman" w:hAnsi="Times New Roman" w:cs="Times New Roman"/>
+          <w:sz w:val="24"/>
+          <w:szCs w:val="24"/>
+          <w:lang w:eastAsia="pt-BR"/>
+        </w:rPr>
+        <w:t xml:space="preserve"> se preferir qualidade visual).</w:t>
+      </w:r>
+    </w:p>
+    <w:p>
+      <w:pPr>
+        <w:spacing w:before="100" w:beforeAutospacing="1" w:after="100" w:afterAutospacing="1" w:line="240" w:lineRule="auto"/>
+        <w:rPr>
+          <w:rFonts w:ascii="Times New Roman" w:eastAsia="Times New Roman" w:hAnsi="Times New Roman" w:cs="Times New Roman"/>
+          <w:sz w:val="24"/>
+          <w:szCs w:val="24"/>
+          <w:lang w:eastAsia="pt-BR"/>
+        </w:rPr>
+      </w:pPr>
+      <w:r>
+        <w:rPr>
+          <w:rFonts w:ascii="Times New Roman" w:eastAsia="Times New Roman" w:hAnsi="Times New Roman" w:cs="Times New Roman"/>
+          <w:sz w:val="24"/>
+          <w:szCs w:val="24"/>
+          <w:lang w:eastAsia="pt-BR"/>
+        </w:rPr>
+        <w:t xml:space="preserve">Demonstre o processo completo: </w:t>
       </w:r>
       <w:r>
         <w:rPr>
@@ -4724,7 +4700,18 @@
           <w:szCs w:val="20"/>
           <w:lang w:eastAsia="pt-BR"/>
         </w:rPr>
-        <w:t xml:space="preserve">    └── coffee_shop_sales.csv</w:t>
+        <w:t xml:space="preserve">    └── coffee_shop_sales</w:t>
+      </w:r>
+      <w:bookmarkStart w:id="0" w:name="_GoBack"/>
+      <w:bookmarkEnd w:id="0"/>
+      <w:r>
+        <w:rPr>
+          <w:rFonts w:ascii="Courier New" w:eastAsia="Times New Roman" w:hAnsi="Courier New" w:cs="Courier New"/>
+          <w:sz w:val="20"/>
+          <w:szCs w:val="20"/>
+          <w:lang w:eastAsia="pt-BR"/>
+        </w:rPr>
+        <w:t>.csv</w:t>
       </w:r>
     </w:p>
     <w:p/>
